--- a/doc/面试介绍精简版.docx
+++ b/doc/面试介绍精简版.docx
@@ -4,205 +4,142 @@
   <w:body>
     <w:p>
       <w:pPr>
+        <w:keepLines w:val="0"/>
+        <w:spacing w:before="0" w:after="140" w:line="288" w:lineRule="auto"/>
+        <w:ind w:left="0" w:firstLine="0"/>
+        <w:jc w:val="left"/>
         <w:rPr>
           <w:rFonts w:ascii="宋体" w:eastAsia="宋体" w:hAnsi="宋体"/>
         </w:rPr>
       </w:pPr>
       <w:r>
         <w:rPr>
-          <w:rFonts w:ascii="宋体" w:eastAsia="宋体" w:hAnsi="宋体"/>
-        </w:rPr>
-        <w:t xml:space="preserve">面试官您好，我叫冯浩然，目前在香港中文大学（深圳）攻读集成电路与系统硕士，本科 毕业于山东大学。我的主要方向是大模型训推系统、RL Infra 和 GPU 性能优化。 </w:t>
+          <w:rFonts w:ascii="Times New Roman" w:hAnsi="Times New Roman" w:eastAsia="宋体"/>
+          <w:b w:val="0"/>
+          <w:sz w:val="22"/>
+          <w:u w:val="none"/>
+        </w:rPr>
+        <w:t>面试官您好，我叫冯浩然，目前在香港中文大学（深圳）攻读集成电路与系统硕士，本科毕业于山东大学。我主要关注 GPU 高性能算子开发和大模型训练/推理系统优化。</w:t>
       </w:r>
     </w:p>
     <w:p>
       <w:pPr>
+        <w:keepLines w:val="0"/>
+        <w:spacing w:before="0" w:after="140" w:line="288" w:lineRule="auto"/>
+        <w:ind w:left="0" w:firstLine="0"/>
+        <w:jc w:val="left"/>
         <w:rPr>
           <w:rFonts w:ascii="宋体" w:eastAsia="宋体" w:hAnsi="宋体"/>
         </w:rPr>
       </w:pPr>
       <w:r>
         <w:rPr>
-          <w:rFonts w:ascii="宋体" w:eastAsia="宋体" w:hAnsi="宋体"/>
-        </w:rPr>
-        <w:t>目前我在九坤投资 AI 研究院实习，主要做大模型训练与推理基础设施。</w:t>
+          <w:rFonts w:ascii="Times New Roman" w:hAnsi="Times New Roman" w:eastAsia="宋体"/>
+          <w:b w:val="0"/>
+          <w:sz w:val="22"/>
+          <w:u w:val="none"/>
+        </w:rPr>
+        <w:t>目前我在九坤投资 AI 研究院实习，工作分为训练算子、推理算子，以及 RL 训推一致性与 rollout 稳定性三条主线。</w:t>
       </w:r>
     </w:p>
     <w:p>
       <w:pPr>
+        <w:keepLines w:val="0"/>
+        <w:spacing w:before="0" w:after="140" w:line="288" w:lineRule="auto"/>
+        <w:ind w:left="0" w:firstLine="0"/>
+        <w:jc w:val="left"/>
         <w:rPr>
           <w:rFonts w:ascii="宋体" w:eastAsia="宋体" w:hAnsi="宋体"/>
         </w:rPr>
       </w:pPr>
       <w:r>
         <w:rPr>
-          <w:rFonts w:ascii="宋体" w:eastAsia="宋体" w:hAnsi="宋体"/>
-        </w:rPr>
-        <w:t xml:space="preserve">我定位并 修复了 H200 上 </w:t>
-      </w:r>
-      <w:proofErr w:type="spellStart"/>
-      <w:r>
-        <w:rPr>
-          <w:rFonts w:ascii="宋体" w:eastAsia="宋体" w:hAnsi="宋体"/>
-        </w:rPr>
-        <w:t>vLLM</w:t>
-      </w:r>
-      <w:proofErr w:type="spellEnd"/>
-      <w:r>
-        <w:rPr>
-          <w:rFonts w:ascii="宋体" w:eastAsia="宋体" w:hAnsi="宋体"/>
-        </w:rPr>
-        <w:t xml:space="preserve"> TP=2 Full CUDA Graph 的 rollout 卡死：通过两卡最小复现将问题 收敛到 </w:t>
-      </w:r>
-      <w:proofErr w:type="spellStart"/>
-      <w:r>
-        <w:rPr>
-          <w:rFonts w:ascii="宋体" w:eastAsia="宋体" w:hAnsi="宋体"/>
-        </w:rPr>
-        <w:t>FlashInfer</w:t>
-      </w:r>
-      <w:proofErr w:type="spellEnd"/>
-      <w:r>
-        <w:rPr>
-          <w:rFonts w:ascii="宋体" w:eastAsia="宋体" w:hAnsi="宋体"/>
-        </w:rPr>
-        <w:t xml:space="preserve"> fused </w:t>
-      </w:r>
-      <w:proofErr w:type="spellStart"/>
-      <w:r>
-        <w:rPr>
-          <w:rFonts w:ascii="宋体" w:eastAsia="宋体" w:hAnsi="宋体"/>
-        </w:rPr>
-        <w:t>AllReduce</w:t>
-      </w:r>
-      <w:proofErr w:type="spellEnd"/>
-      <w:r>
-        <w:rPr>
-          <w:rFonts w:ascii="宋体" w:eastAsia="宋体" w:hAnsi="宋体"/>
-        </w:rPr>
-        <w:t xml:space="preserve"> + </w:t>
-      </w:r>
-      <w:proofErr w:type="spellStart"/>
-      <w:r>
-        <w:rPr>
-          <w:rFonts w:ascii="宋体" w:eastAsia="宋体" w:hAnsi="宋体"/>
-        </w:rPr>
-        <w:t>RMSNorm</w:t>
-      </w:r>
-      <w:proofErr w:type="spellEnd"/>
-      <w:r>
-        <w:rPr>
-          <w:rFonts w:ascii="宋体" w:eastAsia="宋体" w:hAnsi="宋体"/>
-        </w:rPr>
-        <w:t xml:space="preserve"> 的轮询逻辑，确认 FTZ 导致 Lamport sentinel 被误判，改为位级判断后模型级回归全部通过。</w:t>
+          <w:rFonts w:ascii="Times New Roman" w:hAnsi="Times New Roman" w:eastAsia="宋体"/>
+          <w:b w:val="0"/>
+          <w:sz w:val="22"/>
+          <w:u w:val="none"/>
+        </w:rPr>
+        <w:t>训练侧，我定位到长序列 deterministic Attention backward 的主要回退来自 dQ semaphore 依赖链，并在原 fused kernel 内对齐 contributor-relative ticket 与 reverse scheduler；代表 shape 完整 backward 从6.755毫秒降至1.699毫秒，提升3.98倍，并通过3601项回归和1000次逐位确定性测试。</w:t>
       </w:r>
     </w:p>
     <w:p>
       <w:pPr>
+        <w:keepLines w:val="0"/>
+        <w:spacing w:before="0" w:after="140" w:line="288" w:lineRule="auto"/>
+        <w:ind w:left="0" w:firstLine="0"/>
+        <w:jc w:val="left"/>
         <w:rPr>
           <w:rFonts w:ascii="宋体" w:eastAsia="宋体" w:hAnsi="宋体"/>
         </w:rPr>
       </w:pPr>
       <w:r>
         <w:rPr>
-          <w:rFonts w:ascii="宋体" w:eastAsia="宋体" w:hAnsi="宋体"/>
-        </w:rPr>
-        <w:t xml:space="preserve">第二，我完成 R3 Router Replay 的 route 采集、传输与回放链路，在 8 张 H200 上把 </w:t>
-      </w:r>
-      <w:proofErr w:type="spellStart"/>
-      <w:r>
-        <w:rPr>
-          <w:rFonts w:ascii="宋体" w:eastAsia="宋体" w:hAnsi="宋体"/>
-        </w:rPr>
-        <w:t>vLLM</w:t>
-      </w:r>
-      <w:proofErr w:type="spellEnd"/>
-      <w:r>
-        <w:rPr>
-          <w:rFonts w:ascii="宋体" w:eastAsia="宋体" w:hAnsi="宋体"/>
-        </w:rPr>
-        <w:t xml:space="preserve"> 与 Megatron 的 route mismatch 从 17%-19% 降到 0，并扩展到 128 卡。</w:t>
+          <w:rFonts w:ascii="Times New Roman" w:hAnsi="Times New Roman" w:eastAsia="宋体"/>
+          <w:b w:val="0"/>
+          <w:sz w:val="22"/>
+          <w:u w:val="none"/>
+        </w:rPr>
+        <w:t>推理侧，我在 vLLM 中工程化接入确定性 Router GEMM 的多后端选择和 CUDA Graph preflight，使48层 Router GEMM中位耗时下降73.39%；同时完成 OE 异步状态算子，将历史 token 构造保留在GPU，TP1吞吐较同步路径提升4.99%，TP2/TP4均达到0 mismatch。</w:t>
       </w:r>
     </w:p>
     <w:p>
       <w:pPr>
+        <w:keepLines w:val="0"/>
+        <w:spacing w:before="0" w:after="140" w:line="288" w:lineRule="auto"/>
+        <w:ind w:left="0" w:firstLine="0"/>
+        <w:jc w:val="left"/>
         <w:rPr>
           <w:rFonts w:ascii="宋体" w:eastAsia="宋体" w:hAnsi="宋体"/>
         </w:rPr>
       </w:pPr>
       <w:r>
         <w:rPr>
-          <w:rFonts w:ascii="宋体" w:eastAsia="宋体" w:hAnsi="宋体"/>
-        </w:rPr>
-        <w:t>第三，我优化了 H200 上确定性 Router GEMM，</w:t>
-      </w:r>
-      <w:proofErr w:type="spellStart"/>
-      <w:r>
-        <w:rPr>
-          <w:rFonts w:ascii="宋体" w:eastAsia="宋体" w:hAnsi="宋体"/>
-        </w:rPr>
-        <w:t>DeepGEMM</w:t>
-      </w:r>
-      <w:proofErr w:type="spellEnd"/>
-      <w:r>
-        <w:rPr>
-          <w:rFonts w:ascii="宋体" w:eastAsia="宋体" w:hAnsi="宋体"/>
-        </w:rPr>
-        <w:t xml:space="preserve"> 路径将 48 层中位耗时从 789 微秒降到 210 微秒，降低 73.4%，同时保持 kernel 和整模型逐位一致。</w:t>
+          <w:rFonts w:ascii="Times New Roman" w:hAnsi="Times New Roman" w:eastAsia="宋体"/>
+          <w:b w:val="0"/>
+          <w:sz w:val="22"/>
+          <w:u w:val="none"/>
+        </w:rPr>
+        <w:t>RL 侧，我打通 R3 Router Replay 的采集、回放和指标闭环，在8张H200上将 route mismatch 从17%-19%降到0，并扩展到128卡运行；另针对 TP=2 FULL CUDA Graph rollout hang 构建两卡最小复现，定位 FlashInfer 中 FTZ 导致 Lamport sentinel 误判，回移位级修复后 Graph replay 不再出现 hang 或 timeout。</w:t>
       </w:r>
     </w:p>
     <w:p>
       <w:pPr>
+        <w:keepLines w:val="0"/>
+        <w:spacing w:before="0" w:after="140" w:line="288" w:lineRule="auto"/>
+        <w:ind w:left="0" w:firstLine="0"/>
+        <w:jc w:val="left"/>
         <w:rPr>
           <w:rFonts w:ascii="宋体" w:eastAsia="宋体" w:hAnsi="宋体"/>
         </w:rPr>
       </w:pPr>
-    </w:p>
-    <w:p>
-      <w:pPr>
-        <w:rPr>
-          <w:rFonts w:ascii="宋体" w:eastAsia="宋体" w:hAnsi="宋体"/>
-        </w:rPr>
-      </w:pPr>
       <w:r>
         <w:rPr>
-          <w:rFonts w:ascii="宋体" w:eastAsia="宋体" w:hAnsi="宋体"/>
-        </w:rPr>
-        <w:t xml:space="preserve"> 此前在摩尔线程，我负责 TensorFlow MUSA Extension 的算子与图优化：修复 GELU 融合 链路，使整网 11 个 GELU 全部融合、真实 shape 耗时降低 36.6%；还定位并修复 shape tensor </w:t>
-      </w:r>
-      <w:proofErr w:type="spellStart"/>
-      <w:r>
-        <w:rPr>
-          <w:rFonts w:ascii="宋体" w:eastAsia="宋体" w:hAnsi="宋体"/>
-        </w:rPr>
-        <w:t>HostMemory</w:t>
-      </w:r>
-      <w:proofErr w:type="spellEnd"/>
-      <w:r>
-        <w:rPr>
-          <w:rFonts w:ascii="宋体" w:eastAsia="宋体" w:hAnsi="宋体"/>
-        </w:rPr>
-        <w:t xml:space="preserve"> 路径导致的 OOM 和随机崩溃，将 1000 轮推理成功率提升到 100%，并通过最高 80 万轮长跑验证。</w:t>
+          <w:rFonts w:ascii="Times New Roman" w:hAnsi="Times New Roman" w:eastAsia="宋体"/>
+          <w:b w:val="0"/>
+          <w:sz w:val="22"/>
+          <w:u w:val="none"/>
+        </w:rPr>
+        <w:t>此前在摩尔线程，我负责 TensorFlow MUSA Extension 的算子、图优化和稳定性工作：实现并修复 GELU 融合，使整网11个 GELU 全部融合、真实 shape 耗时降低36.6%；也修复了 shape tensor HostMemory 路径导致的长跑随机崩溃。</w:t>
       </w:r>
     </w:p>
     <w:p>
       <w:pPr>
+        <w:keepLines w:val="0"/>
+        <w:spacing w:before="0" w:after="140" w:line="288" w:lineRule="auto"/>
+        <w:ind w:left="0" w:firstLine="0"/>
+        <w:jc w:val="left"/>
         <w:rPr>
           <w:rFonts w:ascii="宋体" w:eastAsia="宋体" w:hAnsi="宋体"/>
         </w:rPr>
       </w:pPr>
-    </w:p>
-    <w:p>
-      <w:pPr>
-        <w:rPr>
-          <w:rFonts w:ascii="宋体" w:eastAsia="宋体" w:hAnsi="宋体"/>
-        </w:rPr>
-      </w:pPr>
       <w:r>
         <w:rPr>
-          <w:rFonts w:ascii="宋体" w:eastAsia="宋体" w:hAnsi="宋体"/>
-        </w:rPr>
-        <w:t xml:space="preserve"> 这些经历让我形成了从最小复现、源码与 Kernel 定位，到正确性回归和性能验证的完整 工作方法。我希望继续从事 AI Infra、GPU 算子及大模型训练推理系统相关工作。谢谢。</w:t>
+          <w:rFonts w:ascii="Times New Roman" w:hAnsi="Times New Roman" w:eastAsia="宋体"/>
+          <w:b w:val="0"/>
+          <w:sz w:val="22"/>
+          <w:u w:val="none"/>
+        </w:rPr>
+        <w:t>这些经历让我形成了从最小复现、源码和 Kernel 定位，到正确性回归、性能剖析和多卡验证的工作方法。我希望继续从事 AI Infra、GPU 算子和大模型训练推理系统相关工作。谢谢。</w:t>
       </w:r>
     </w:p>
     <w:sectPr>
